--- a/klagomål/A 41867-2025 FSC-klagomål.docx
+++ b/klagomål/A 41867-2025 FSC-klagomål.docx
@@ -191,7 +191,7 @@
     </w:p>
     <w:p>
       <w:r>
-        <w:t>I avverkningsanmälan har följande 2 naturvårdsarter hittats: knärot (VU, §8) och dropptaggsvamp (S). Av dessa är 1 rödlistade. För rödlistade arter har rödlistekategorin angivits inom parentes. Arter som är signalarter enligt Skogsstyrelsen har markerats med (S). För fridlysta arter anges även paragrafen i Artskyddsförordningen som arten är fridlyst enligt.</w:t>
+        <w:t>I avverkningsanmälan har följande 4 naturvårdsarter hittats: knärot (VU, §8), svart taggsvamp (NT), dropptaggsvamp (S) och rödgul trumpetsvamp (S). Av dessa är 2 rödlistade. För rödlistade arter har rödlistekategorin angivits inom parentes. Arter som är signalarter enligt Skogsstyrelsen har markerats med (S). För fridlysta arter anges även paragrafen i Artskyddsförordningen som arten är fridlyst enligt.</w:t>
       </w:r>
     </w:p>
     <w:p>
@@ -206,7 +206,7 @@
       <w:r>
         <w:drawing>
           <wp:inline xmlns:a="http://schemas.openxmlformats.org/drawingml/2006/main" xmlns:pic="http://schemas.openxmlformats.org/drawingml/2006/picture">
-            <wp:extent cx="5486400" cy="3913094"/>
+            <wp:extent cx="5486400" cy="3826970"/>
             <wp:docPr id="1" name="Picture 1"/>
             <wp:cNvGraphicFramePr>
               <a:graphicFrameLocks noChangeAspect="1"/>
@@ -227,7 +227,7 @@
                   <pic:spPr>
                     <a:xfrm>
                       <a:off x="0" y="0"/>
-                      <a:ext cx="5486400" cy="3913094"/>
+                      <a:ext cx="5486400" cy="3826970"/>
                     </a:xfrm>
                     <a:prstGeom prst="rect"/>
                   </pic:spPr>
@@ -244,6 +244,28 @@
       </w:pPr>
       <w:r>
         <w:t>Figur 1. Fyndplatser för naturvårdsarter i det avverkningsanmälda området (röd linje). Markörer utan svart kant är placerade på fyndplatsen. Markörer med svart kant är placerade vid sidan av fyndplatsen och har ett svart streck som visar fyndplatsens exakta position. Kartans mittpunktskoordinat är N 6842757, E 552172 i SWEREF 99 TM.</w:t>
+      </w:r>
+    </w:p>
+    <w:p>
+      <w:r>
+        <w:rPr>
+          <w:b/>
+        </w:rPr>
+        <w:t xml:space="preserve">Rödgul trumpetsvamp </w:t>
+      </w:r>
+      <w:r>
+        <w:t>signalerar kalkrika barrsumpskogar eller avgränsade små mineralrika ytor i barrskogslandskapet, vilka normalt har höga naturvärden. I urbergsbygder är den en bra signalart på känsliga skogsbiotoper (Nitare &amp; Skogsstyrelsen, 2019).</w:t>
+      </w:r>
+    </w:p>
+    <w:p>
+      <w:r>
+        <w:rPr>
+          <w:b/>
+        </w:rPr>
+        <w:t xml:space="preserve">Svart taggsvamp (NT) </w:t>
+      </w:r>
+      <w:r>
+        <w:t>bildar huvudsakligen mykorrhiza med gran och tall, men även med ek och bok. Slutavverkning utgör det största hotet mot arten och den överlever sannolikt inte en föryngringshuggning då barrträdens rötter dör efter avverkningen. Förekomsterna i barrskog är särskilt utsatta eftersom arten föredrar att växa i äldre, virkesrika skogar med högre bonitet, som avverkas i rask takt. Fler äldre, virkesrika barrskogar med högre bonitet måste formellt skyddas som biotopskyddsområden eller naturreservat. Även oskyddade växtplatser i lövskogsbiotoper bör få ett starkt skydd. Skogsområden med svart taggsvamp bör inte gallras eller plockhuggas om inte huggningen efterföljs av skogsbete (SLU Artdatabanken, 2024).</w:t>
       </w:r>
     </w:p>
     <w:p>
@@ -290,7 +312,7 @@
     </w:p>
     <w:p>
       <w:r>
-        <w:t>I det avverkningsanmälda området finns 2 fyndplatser för knärot registrerade på Artportalen. Figur 2 visar gränserna för buffertzoner på 50 m, som behöver lämnas kring fyndplatserna för att knärotslokalerna inte ska försvinna vid en avverkning. Av det avverkningsanmälda området överlappar 1.03 ha med buffertzonerna och får av detta skäl inte avverkas.</w:t>
+        <w:t>I det avverkningsanmälda området finns 6 fyndplatser för knärot registrerade på Artportalen. Figur 2 visar gränserna för buffertzoner på 50 m, som behöver lämnas kring fyndplatserna för att knärotslokalerna inte ska försvinna vid en avverkning. Av det avverkningsanmälda området överlappar 1.24 ha med buffertzonerna och får av detta skäl inte avverkas.</w:t>
       </w:r>
     </w:p>
     <w:p>
@@ -440,7 +462,7 @@
         <w:rPr>
           <w:i/>
         </w:rPr>
-        <w:t>I det avverkningsanmälda skogsområdet har 2 naturvårdsarter varav 1 rödlistade arter sina livsmiljöer och växtplatser.</w:t>
+        <w:t>I det avverkningsanmälda skogsområdet har 4 naturvårdsarter varav 2 rödlistade arter sina livsmiljöer och växtplatser.</w:t>
       </w:r>
     </w:p>
     <w:p>
@@ -961,7 +983,7 @@
     <w:r>
       <w:tab/>
       <w:tab/>
-      <w:t>2025-09-24</w:t>
+      <w:t>2025-09-25</w:t>
       <w:br/>
       <w:br/>
     </w:r>

--- a/klagomål/A 41867-2025 FSC-klagomål.docx
+++ b/klagomål/A 41867-2025 FSC-klagomål.docx
@@ -983,7 +983,7 @@
     <w:r>
       <w:tab/>
       <w:tab/>
-      <w:t>2025-09-25</w:t>
+      <w:t>2025-09-26</w:t>
       <w:br/>
       <w:br/>
     </w:r>

--- a/klagomål/A 41867-2025 FSC-klagomål.docx
+++ b/klagomål/A 41867-2025 FSC-klagomål.docx
@@ -983,7 +983,7 @@
     <w:r>
       <w:tab/>
       <w:tab/>
-      <w:t>2025-09-26</w:t>
+      <w:t>2025-09-27</w:t>
       <w:br/>
       <w:br/>
     </w:r>

--- a/klagomål/A 41867-2025 FSC-klagomål.docx
+++ b/klagomål/A 41867-2025 FSC-klagomål.docx
@@ -983,7 +983,7 @@
     <w:r>
       <w:tab/>
       <w:tab/>
-      <w:t>2025-09-27</w:t>
+      <w:t>2025-09-28</w:t>
       <w:br/>
       <w:br/>
     </w:r>

--- a/klagomål/A 41867-2025 FSC-klagomål.docx
+++ b/klagomål/A 41867-2025 FSC-klagomål.docx
@@ -983,7 +983,7 @@
     <w:r>
       <w:tab/>
       <w:tab/>
-      <w:t>2025-09-28</w:t>
+      <w:t>2025-09-29</w:t>
       <w:br/>
       <w:br/>
     </w:r>

--- a/klagomål/A 41867-2025 FSC-klagomål.docx
+++ b/klagomål/A 41867-2025 FSC-klagomål.docx
@@ -983,7 +983,7 @@
     <w:r>
       <w:tab/>
       <w:tab/>
-      <w:t>2025-09-29</w:t>
+      <w:t>2025-09-30</w:t>
       <w:br/>
       <w:br/>
     </w:r>

--- a/klagomål/A 41867-2025 FSC-klagomål.docx
+++ b/klagomål/A 41867-2025 FSC-klagomål.docx
@@ -983,7 +983,7 @@
     <w:r>
       <w:tab/>
       <w:tab/>
-      <w:t>2025-09-30</w:t>
+      <w:t>2025-10-01</w:t>
       <w:br/>
       <w:br/>
     </w:r>

--- a/klagomål/A 41867-2025 FSC-klagomål.docx
+++ b/klagomål/A 41867-2025 FSC-klagomål.docx
@@ -983,7 +983,7 @@
     <w:r>
       <w:tab/>
       <w:tab/>
-      <w:t>2025-10-01</w:t>
+      <w:t>2025-10-02</w:t>
       <w:br/>
       <w:br/>
     </w:r>

--- a/klagomål/A 41867-2025 FSC-klagomål.docx
+++ b/klagomål/A 41867-2025 FSC-klagomål.docx
@@ -983,7 +983,7 @@
     <w:r>
       <w:tab/>
       <w:tab/>
-      <w:t>2025-10-02</w:t>
+      <w:t>2025-10-03</w:t>
       <w:br/>
       <w:br/>
     </w:r>

--- a/klagomål/A 41867-2025 FSC-klagomål.docx
+++ b/klagomål/A 41867-2025 FSC-klagomål.docx
@@ -168,7 +168,7 @@
     </w:p>
     <w:p>
       <w:r>
-        <w:t>Detta dokument behandlar höga naturvärden i avverkningsanmälan A 41867-2025 i Ljusdals kommun. Denna avverkningsanmälan inkom 2025-09-03 08:14:30 och omfattar 3,7 ha.</w:t>
+        <w:t>Detta dokument behandlar höga naturvärden i avverkningsanmälan A 41867-2025 i Ljusdals kommun. Denna avverkningsanmälan inkom 2025-09-03 00:00:00 och omfattar 3,7 ha.</w:t>
       </w:r>
     </w:p>
     <w:p>
@@ -983,7 +983,7 @@
     <w:r>
       <w:tab/>
       <w:tab/>
-      <w:t>2025-10-03</w:t>
+      <w:t>2025-10-04</w:t>
       <w:br/>
       <w:br/>
     </w:r>

--- a/klagomål/A 41867-2025 FSC-klagomål.docx
+++ b/klagomål/A 41867-2025 FSC-klagomål.docx
@@ -983,7 +983,7 @@
     <w:r>
       <w:tab/>
       <w:tab/>
-      <w:t>2025-10-04</w:t>
+      <w:t>2025-10-05</w:t>
       <w:br/>
       <w:br/>
     </w:r>

--- a/klagomål/A 41867-2025 FSC-klagomål.docx
+++ b/klagomål/A 41867-2025 FSC-klagomål.docx
@@ -983,7 +983,7 @@
     <w:r>
       <w:tab/>
       <w:tab/>
-      <w:t>2025-10-05</w:t>
+      <w:t>2025-10-06</w:t>
       <w:br/>
       <w:br/>
     </w:r>

--- a/klagomål/A 41867-2025 FSC-klagomål.docx
+++ b/klagomål/A 41867-2025 FSC-klagomål.docx
@@ -983,7 +983,7 @@
     <w:r>
       <w:tab/>
       <w:tab/>
-      <w:t>2025-10-06</w:t>
+      <w:t>2025-10-07</w:t>
       <w:br/>
       <w:br/>
     </w:r>

--- a/klagomål/A 41867-2025 FSC-klagomål.docx
+++ b/klagomål/A 41867-2025 FSC-klagomål.docx
@@ -983,7 +983,7 @@
     <w:r>
       <w:tab/>
       <w:tab/>
-      <w:t>2025-10-07</w:t>
+      <w:t>2025-10-08</w:t>
       <w:br/>
       <w:br/>
     </w:r>

--- a/klagomål/A 41867-2025 FSC-klagomål.docx
+++ b/klagomål/A 41867-2025 FSC-klagomål.docx
@@ -983,7 +983,7 @@
     <w:r>
       <w:tab/>
       <w:tab/>
-      <w:t>2025-10-08</w:t>
+      <w:t>2025-10-09</w:t>
       <w:br/>
       <w:br/>
     </w:r>

--- a/klagomål/A 41867-2025 FSC-klagomål.docx
+++ b/klagomål/A 41867-2025 FSC-klagomål.docx
@@ -983,7 +983,7 @@
     <w:r>
       <w:tab/>
       <w:tab/>
-      <w:t>2025-10-09</w:t>
+      <w:t>2025-10-10</w:t>
       <w:br/>
       <w:br/>
     </w:r>

--- a/klagomål/A 41867-2025 FSC-klagomål.docx
+++ b/klagomål/A 41867-2025 FSC-klagomål.docx
@@ -983,7 +983,7 @@
     <w:r>
       <w:tab/>
       <w:tab/>
-      <w:t>2025-10-10</w:t>
+      <w:t>2025-10-11</w:t>
       <w:br/>
       <w:br/>
     </w:r>
